--- a/Insights/Topic_modeling_insights.docx
+++ b/Insights/Topic_modeling_insights.docx
@@ -20,7 +20,29 @@
           <w:sz w:val="28"/>
           <w:szCs w:val="28"/>
         </w:rPr>
-        <w:t>Insights from Topic Modeling –</w:t>
+        <w:t xml:space="preserve">Insights from Topic </w:t>
+      </w:r>
+      <w:proofErr w:type="spellStart"/>
+      <w:r>
+        <w:rPr>
+          <w:rFonts w:ascii="Times New Roman" w:hAnsi="Times New Roman" w:cs="Times New Roman"/>
+          <w:b/>
+          <w:bCs/>
+          <w:sz w:val="28"/>
+          <w:szCs w:val="28"/>
+        </w:rPr>
+        <w:t>Modeling</w:t>
+      </w:r>
+      <w:proofErr w:type="spellEnd"/>
+      <w:r>
+        <w:rPr>
+          <w:rFonts w:ascii="Times New Roman" w:hAnsi="Times New Roman" w:cs="Times New Roman"/>
+          <w:b/>
+          <w:bCs/>
+          <w:sz w:val="28"/>
+          <w:szCs w:val="28"/>
+        </w:rPr>
+        <w:t xml:space="preserve"> –</w:t>
       </w:r>
       <w:r>
         <w:rPr>
@@ -31,6 +53,62 @@
           <w:szCs w:val="24"/>
         </w:rPr>
         <w:t xml:space="preserve"> </w:t>
+      </w:r>
+    </w:p>
+    <w:p>
+      <w:pPr>
+        <w:rPr>
+          <w:rFonts w:ascii="Times New Roman" w:hAnsi="Times New Roman" w:cs="Times New Roman"/>
+          <w:sz w:val="24"/>
+          <w:szCs w:val="24"/>
+        </w:rPr>
+      </w:pPr>
+      <w:r>
+        <w:rPr>
+          <w:rFonts w:ascii="Times New Roman" w:hAnsi="Times New Roman" w:cs="Times New Roman"/>
+          <w:sz w:val="24"/>
+          <w:szCs w:val="24"/>
+        </w:rPr>
+        <w:t xml:space="preserve">The open-ended question </w:t>
+      </w:r>
+      <w:proofErr w:type="spellStart"/>
+      <w:r>
+        <w:rPr>
+          <w:rFonts w:ascii="Times New Roman" w:hAnsi="Times New Roman" w:cs="Times New Roman"/>
+          <w:sz w:val="24"/>
+          <w:szCs w:val="24"/>
+        </w:rPr>
+        <w:t>analyzed</w:t>
+      </w:r>
+      <w:proofErr w:type="spellEnd"/>
+      <w:r>
+        <w:rPr>
+          <w:rFonts w:ascii="Times New Roman" w:hAnsi="Times New Roman" w:cs="Times New Roman"/>
+          <w:sz w:val="24"/>
+          <w:szCs w:val="24"/>
+        </w:rPr>
+        <w:t>:</w:t>
+      </w:r>
+    </w:p>
+    <w:p>
+      <w:pPr>
+        <w:rPr>
+          <w:rFonts w:ascii="Times New Roman" w:hAnsi="Times New Roman" w:cs="Times New Roman"/>
+          <w:b/>
+          <w:bCs/>
+          <w:sz w:val="24"/>
+          <w:szCs w:val="24"/>
+        </w:rPr>
+      </w:pPr>
+      <w:r>
+        <w:rPr>
+          <w:rFonts w:ascii="Times New Roman" w:hAnsi="Times New Roman" w:cs="Times New Roman"/>
+          <w:b/>
+          <w:bCs/>
+          <w:sz w:val="24"/>
+          <w:szCs w:val="24"/>
+        </w:rPr>
+        <w:t> "Is there anything else you’d like to tell us about the way your institution responded to COVID-19 and your experience this term?”</w:t>
       </w:r>
       <w:r>
         <w:rPr>
@@ -392,7 +470,25 @@
           <w:sz w:val="24"/>
           <w:szCs w:val="24"/>
         </w:rPr>
-        <w:t xml:space="preserve"> Offer training and incentives for instructors to adopt student-centered teaching. Maintain flexible grading options and encourage ongoing faculty-student engagement through advising and office hours.</w:t>
+        <w:t xml:space="preserve"> Offer training and incentives for instructors to adopt student-</w:t>
+      </w:r>
+      <w:proofErr w:type="spellStart"/>
+      <w:r>
+        <w:rPr>
+          <w:rFonts w:ascii="Times New Roman" w:hAnsi="Times New Roman" w:cs="Times New Roman"/>
+          <w:sz w:val="24"/>
+          <w:szCs w:val="24"/>
+        </w:rPr>
+        <w:t>centered</w:t>
+      </w:r>
+      <w:proofErr w:type="spellEnd"/>
+      <w:r>
+        <w:rPr>
+          <w:rFonts w:ascii="Times New Roman" w:hAnsi="Times New Roman" w:cs="Times New Roman"/>
+          <w:sz w:val="24"/>
+          <w:szCs w:val="24"/>
+        </w:rPr>
+        <w:t xml:space="preserve"> teaching. Maintain flexible grading options and encourage ongoing faculty-student engagement through advising and office hours.</w:t>
       </w:r>
     </w:p>
     <w:p>
@@ -502,6 +598,7 @@
           <w:sz w:val="24"/>
           <w:szCs w:val="24"/>
         </w:rPr>
+        <w:lastRenderedPageBreak/>
         <w:t>Strategic Recommendation:</w:t>
       </w:r>
       <w:r>
@@ -510,7 +607,25 @@
           <w:sz w:val="24"/>
           <w:szCs w:val="24"/>
         </w:rPr>
-        <w:t xml:space="preserve"> Invest in training faculty/staff on trauma-informed practices. Expand access to wellness workshops, counseling services, and peer mentoring programs.</w:t>
+        <w:t xml:space="preserve"> Invest in training faculty/staff on trauma-informed practices. Expand access to wellness workshops, </w:t>
+      </w:r>
+      <w:proofErr w:type="spellStart"/>
+      <w:r>
+        <w:rPr>
+          <w:rFonts w:ascii="Times New Roman" w:hAnsi="Times New Roman" w:cs="Times New Roman"/>
+          <w:sz w:val="24"/>
+          <w:szCs w:val="24"/>
+        </w:rPr>
+        <w:t>counseling</w:t>
+      </w:r>
+      <w:proofErr w:type="spellEnd"/>
+      <w:r>
+        <w:rPr>
+          <w:rFonts w:ascii="Times New Roman" w:hAnsi="Times New Roman" w:cs="Times New Roman"/>
+          <w:sz w:val="24"/>
+          <w:szCs w:val="24"/>
+        </w:rPr>
+        <w:t xml:space="preserve"> services, and peer mentoring programs.</w:t>
       </w:r>
     </w:p>
     <w:p>
@@ -588,7 +703,6 @@
           <w:sz w:val="24"/>
           <w:szCs w:val="24"/>
         </w:rPr>
-        <w:lastRenderedPageBreak/>
         <w:t>Insight:</w:t>
       </w:r>
       <w:r>
@@ -629,7 +743,25 @@
           <w:sz w:val="24"/>
           <w:szCs w:val="24"/>
         </w:rPr>
-        <w:t xml:space="preserve"> Scale up basic needs initiatives (food pantry, laptop loans, emergency grants). Make support visible through outreach campaigns and online portals.</w:t>
+        <w:t xml:space="preserve"> Scale up basic </w:t>
+      </w:r>
+      <w:proofErr w:type="gramStart"/>
+      <w:r>
+        <w:rPr>
+          <w:rFonts w:ascii="Times New Roman" w:hAnsi="Times New Roman" w:cs="Times New Roman"/>
+          <w:sz w:val="24"/>
+          <w:szCs w:val="24"/>
+        </w:rPr>
+        <w:t>needs</w:t>
+      </w:r>
+      <w:proofErr w:type="gramEnd"/>
+      <w:r>
+        <w:rPr>
+          <w:rFonts w:ascii="Times New Roman" w:hAnsi="Times New Roman" w:cs="Times New Roman"/>
+          <w:sz w:val="24"/>
+          <w:szCs w:val="24"/>
+        </w:rPr>
+        <w:t xml:space="preserve"> initiatives (food pantry, laptop loans, emergency grants). Make support visible through outreach campaigns and online portals.</w:t>
       </w:r>
     </w:p>
     <w:p>
@@ -709,7 +841,25 @@
           <w:sz w:val="24"/>
           <w:szCs w:val="24"/>
         </w:rPr>
-        <w:t>The open-ended question analyzed:</w:t>
+        <w:t xml:space="preserve">The open-ended question </w:t>
+      </w:r>
+      <w:proofErr w:type="spellStart"/>
+      <w:r>
+        <w:rPr>
+          <w:rFonts w:ascii="Times New Roman" w:hAnsi="Times New Roman" w:cs="Times New Roman"/>
+          <w:sz w:val="24"/>
+          <w:szCs w:val="24"/>
+        </w:rPr>
+        <w:t>analyzed</w:t>
+      </w:r>
+      <w:proofErr w:type="spellEnd"/>
+      <w:r>
+        <w:rPr>
+          <w:rFonts w:ascii="Times New Roman" w:hAnsi="Times New Roman" w:cs="Times New Roman"/>
+          <w:sz w:val="24"/>
+          <w:szCs w:val="24"/>
+        </w:rPr>
+        <w:t>:</w:t>
       </w:r>
     </w:p>
     <w:p>
@@ -1011,6 +1161,7 @@
           <w:sz w:val="24"/>
           <w:szCs w:val="24"/>
         </w:rPr>
+        <w:lastRenderedPageBreak/>
         <w:t>Top words:</w:t>
       </w:r>
       <w:r>
@@ -1075,7 +1226,6 @@
           <w:sz w:val="24"/>
           <w:szCs w:val="24"/>
         </w:rPr>
-        <w:lastRenderedPageBreak/>
         <w:t>Strategic Recommendation</w:t>
       </w:r>
       <w:r>
@@ -1170,7 +1320,25 @@
           <w:sz w:val="24"/>
           <w:szCs w:val="24"/>
         </w:rPr>
-        <w:t xml:space="preserve"> A large group is concerned about the loss of campus experiences, social isolation, and the impact on their overall college journey. Many miss in-person interactions and are unsure how meaningful their current academic experience is.</w:t>
+        <w:t xml:space="preserve"> A large group is concerned about the loss of campus experiences, social isolation, and the impact on their overall college journey. Many </w:t>
+      </w:r>
+      <w:proofErr w:type="gramStart"/>
+      <w:r>
+        <w:rPr>
+          <w:rFonts w:ascii="Times New Roman" w:hAnsi="Times New Roman" w:cs="Times New Roman"/>
+          <w:sz w:val="24"/>
+          <w:szCs w:val="24"/>
+        </w:rPr>
+        <w:t>miss</w:t>
+      </w:r>
+      <w:proofErr w:type="gramEnd"/>
+      <w:r>
+        <w:rPr>
+          <w:rFonts w:ascii="Times New Roman" w:hAnsi="Times New Roman" w:cs="Times New Roman"/>
+          <w:sz w:val="24"/>
+          <w:szCs w:val="24"/>
+        </w:rPr>
+        <w:t xml:space="preserve"> in-person interactions and are unsure how meaningful their current academic experience is.</w:t>
       </w:r>
     </w:p>
     <w:p>
@@ -1288,7 +1456,25 @@
           <w:sz w:val="24"/>
           <w:szCs w:val="24"/>
         </w:rPr>
-        <w:t xml:space="preserve"> This topic again echoes financial concerns, especially inability to pay tuition, lack of institutional support, and access to academic resources. Students feel unsure whether they’ll be able to afford continued enrollment.</w:t>
+        <w:t xml:space="preserve"> This topic again echoes financial concerns, especially inability to pay tuition, lack of institutional support, and access to academic resources. Students feel unsure whether they’ll be able to afford continued </w:t>
+      </w:r>
+      <w:proofErr w:type="spellStart"/>
+      <w:r>
+        <w:rPr>
+          <w:rFonts w:ascii="Times New Roman" w:hAnsi="Times New Roman" w:cs="Times New Roman"/>
+          <w:sz w:val="24"/>
+          <w:szCs w:val="24"/>
+        </w:rPr>
+        <w:t>enrollment</w:t>
+      </w:r>
+      <w:proofErr w:type="spellEnd"/>
+      <w:r>
+        <w:rPr>
+          <w:rFonts w:ascii="Times New Roman" w:hAnsi="Times New Roman" w:cs="Times New Roman"/>
+          <w:sz w:val="24"/>
+          <w:szCs w:val="24"/>
+        </w:rPr>
+        <w:t>.</w:t>
       </w:r>
     </w:p>
     <w:p>
@@ -1360,7 +1546,25 @@
           <w:sz w:val="24"/>
           <w:szCs w:val="24"/>
         </w:rPr>
-        <w:t>Student worries center around academic uncertainty, financial instability, health concerns, and emotional well-being. While online learning and tuition are recurring themes, isolation and disrupted graduation/job plans also weigh heavily. Institutions should respond with targeted support in learning quality, financial relief, career services, and mental health — while reinforcing community and trust through transparent, proactive communication.</w:t>
+        <w:t xml:space="preserve">Student worries </w:t>
+      </w:r>
+      <w:proofErr w:type="spellStart"/>
+      <w:r>
+        <w:rPr>
+          <w:rFonts w:ascii="Times New Roman" w:hAnsi="Times New Roman" w:cs="Times New Roman"/>
+          <w:sz w:val="24"/>
+          <w:szCs w:val="24"/>
+        </w:rPr>
+        <w:t>center</w:t>
+      </w:r>
+      <w:proofErr w:type="spellEnd"/>
+      <w:r>
+        <w:rPr>
+          <w:rFonts w:ascii="Times New Roman" w:hAnsi="Times New Roman" w:cs="Times New Roman"/>
+          <w:sz w:val="24"/>
+          <w:szCs w:val="24"/>
+        </w:rPr>
+        <w:t xml:space="preserve"> around academic uncertainty, financial instability, health concerns, and emotional well-being. While online learning and tuition are recurring themes, isolation and disrupted graduation/job plans also weigh heavily. Institutions should respond with targeted support in learning quality, financial relief, career services, and mental health — while reinforcing community and trust through transparent, proactive communication.</w:t>
       </w:r>
     </w:p>
     <w:p>
@@ -1417,7 +1621,25 @@
           <w:sz w:val="24"/>
           <w:szCs w:val="24"/>
         </w:rPr>
-        <w:t>The open-ended question analyzed:</w:t>
+        <w:t xml:space="preserve">The open-ended question </w:t>
+      </w:r>
+      <w:proofErr w:type="spellStart"/>
+      <w:r>
+        <w:rPr>
+          <w:rFonts w:ascii="Times New Roman" w:hAnsi="Times New Roman" w:cs="Times New Roman"/>
+          <w:sz w:val="24"/>
+          <w:szCs w:val="24"/>
+        </w:rPr>
+        <w:t>analyzed</w:t>
+      </w:r>
+      <w:proofErr w:type="spellEnd"/>
+      <w:r>
+        <w:rPr>
+          <w:rFonts w:ascii="Times New Roman" w:hAnsi="Times New Roman" w:cs="Times New Roman"/>
+          <w:sz w:val="24"/>
+          <w:szCs w:val="24"/>
+        </w:rPr>
+        <w:t>:</w:t>
       </w:r>
     </w:p>
     <w:p>
@@ -1439,17 +1661,7 @@
           <w:sz w:val="24"/>
           <w:szCs w:val="24"/>
         </w:rPr>
-        <w:t> "Is there anything else you’d like to tell us about the way your institution responded to COVID-19 and your experience this term?</w:t>
-      </w:r>
-      <w:r>
-        <w:rPr>
-          <w:rFonts w:ascii="Times New Roman" w:hAnsi="Times New Roman" w:cs="Times New Roman"/>
-          <w:b/>
-          <w:bCs/>
-          <w:sz w:val="24"/>
-          <w:szCs w:val="24"/>
-        </w:rPr>
-        <w:t>”</w:t>
+        <w:t> "Is there anything else you’d like to tell us about the way your institution responded to COVID-19 and your experience this term?”</w:t>
       </w:r>
     </w:p>
     <w:p>
@@ -1495,6 +1707,7 @@
           <w:sz w:val="24"/>
           <w:szCs w:val="24"/>
         </w:rPr>
+        <w:lastRenderedPageBreak/>
         <w:t>Top Keywords</w:t>
       </w:r>
       <w:r>
@@ -1535,16 +1748,7 @@
           <w:sz w:val="24"/>
           <w:szCs w:val="24"/>
         </w:rPr>
-        <w:t xml:space="preserve">: This topic reflects concerns and appreciation around how institutions communicated critical information and supported students’ mental and physical health </w:t>
-      </w:r>
-      <w:r>
-        <w:rPr>
-          <w:rFonts w:ascii="Times New Roman" w:hAnsi="Times New Roman" w:cs="Times New Roman"/>
-          <w:sz w:val="24"/>
-          <w:szCs w:val="24"/>
-        </w:rPr>
-        <w:lastRenderedPageBreak/>
-        <w:t xml:space="preserve">during the pandemic. Students often highlighted the importance of </w:t>
+        <w:t xml:space="preserve">: This topic reflects concerns and appreciation around how institutions communicated critical information and supported students’ mental and physical health during the pandemic. Students often highlighted the importance of </w:t>
       </w:r>
       <w:r>
         <w:rPr>
@@ -1960,7 +2164,25 @@
           <w:sz w:val="24"/>
           <w:szCs w:val="24"/>
         </w:rPr>
-        <w:t xml:space="preserve">: Feedback in this topic centers around how well the </w:t>
+        <w:t xml:space="preserve">: Feedback in this topic </w:t>
+      </w:r>
+      <w:proofErr w:type="spellStart"/>
+      <w:r>
+        <w:rPr>
+          <w:rFonts w:ascii="Times New Roman" w:hAnsi="Times New Roman" w:cs="Times New Roman"/>
+          <w:sz w:val="24"/>
+          <w:szCs w:val="24"/>
+        </w:rPr>
+        <w:t>centers</w:t>
+      </w:r>
+      <w:proofErr w:type="spellEnd"/>
+      <w:r>
+        <w:rPr>
+          <w:rFonts w:ascii="Times New Roman" w:hAnsi="Times New Roman" w:cs="Times New Roman"/>
+          <w:sz w:val="24"/>
+          <w:szCs w:val="24"/>
+        </w:rPr>
+        <w:t xml:space="preserve"> around how well the </w:t>
       </w:r>
       <w:r>
         <w:rPr>
@@ -2406,6 +2628,7 @@
           <w:sz w:val="24"/>
           <w:szCs w:val="24"/>
         </w:rPr>
+        <w:lastRenderedPageBreak/>
         <w:t>Insight</w:t>
       </w:r>
       <w:r>
@@ -2502,6 +2725,7 @@
         </w:rPr>
         <w:t xml:space="preserve">, offering </w:t>
       </w:r>
+      <w:proofErr w:type="spellStart"/>
       <w:r>
         <w:rPr>
           <w:rFonts w:ascii="Times New Roman" w:hAnsi="Times New Roman" w:cs="Times New Roman"/>
@@ -2512,6 +2736,7 @@
         </w:rPr>
         <w:t>counseling</w:t>
       </w:r>
+      <w:proofErr w:type="spellEnd"/>
       <w:r>
         <w:rPr>
           <w:rFonts w:ascii="Times New Roman" w:hAnsi="Times New Roman" w:cs="Times New Roman"/>
@@ -2548,7 +2773,6 @@
           <w:lang w:eastAsia="en-IN"/>
           <w14:ligatures w14:val="none"/>
         </w:rPr>
-        <w:lastRenderedPageBreak/>
         <w:t>Overall Summary:</w:t>
       </w:r>
     </w:p>
@@ -2577,7 +2801,31 @@
           <w:lang w:eastAsia="en-IN"/>
           <w14:ligatures w14:val="none"/>
         </w:rPr>
-        <w:t>Student reflections in this question were more nuanced and emotional, blending appreciation with lingering concerns. Core themes included communication effectiveness, financial strain, academic adjustments, and emotional well-being. Students valued transparency and institutional empathy but also stressed gaps in virtual learning and basic needs support. Institutions should take these reflections as an opportunity to improve inclusive crisis planning, bolster student-centered support systems, and retain the empathetic practices developed during the pandemic.</w:t>
+        <w:t>Student reflections in this question were more nuanced and emotional, blending appreciation with lingering concerns. Core themes included communication effectiveness, financial strain, academic adjustments, and emotional well-being. Students valued transparency and institutional empathy but also stressed gaps in virtual learning and basic needs support. Institutions should take these reflections as an opportunity to improve inclusive crisis planning, bolster student-</w:t>
+      </w:r>
+      <w:proofErr w:type="spellStart"/>
+      <w:r>
+        <w:rPr>
+          <w:rFonts w:ascii="Times New Roman" w:eastAsia="Times New Roman" w:hAnsi="Times New Roman" w:cs="Times New Roman"/>
+          <w:kern w:val="0"/>
+          <w:sz w:val="24"/>
+          <w:szCs w:val="24"/>
+          <w:lang w:eastAsia="en-IN"/>
+          <w14:ligatures w14:val="none"/>
+        </w:rPr>
+        <w:t>centered</w:t>
+      </w:r>
+      <w:proofErr w:type="spellEnd"/>
+      <w:r>
+        <w:rPr>
+          <w:rFonts w:ascii="Times New Roman" w:eastAsia="Times New Roman" w:hAnsi="Times New Roman" w:cs="Times New Roman"/>
+          <w:kern w:val="0"/>
+          <w:sz w:val="24"/>
+          <w:szCs w:val="24"/>
+          <w:lang w:eastAsia="en-IN"/>
+          <w14:ligatures w14:val="none"/>
+        </w:rPr>
+        <w:t xml:space="preserve"> support systems, and retain the empathetic practices developed during the pandemic.</w:t>
       </w:r>
     </w:p>
     <w:p>
